--- a/Science Books/QED Course/Lesson 47 The Photon Propagator.docx
+++ b/Science Books/QED Course/Lesson 47 The Photon Propagator.docx
@@ -413,9 +413,372 @@
       </w:pPr>
       <m:oMathPara>
         <m:oMath>
+          <m:sSup>
+            <m:e>
+              <m:r>
+                <m:t xml:space="preserve">D</m:t>
+              </m:r>
+            </m:e>
+            <m:sup>
+              <m:r>
+                <m:t xml:space="preserve">ij</m:t>
+              </m:r>
+            </m:sup>
+          </m:sSup>
+          <m:d>
+            <m:dPr/>
+            <m:e>
+              <m:r>
+                <m:t xml:space="preserve">x</m:t>
+              </m:r>
+              <m:r>
+                <m:t xml:space="preserve">−</m:t>
+              </m:r>
+              <m:r>
+                <m:t xml:space="preserve">y</m:t>
+              </m:r>
+            </m:e>
+          </m:d>
           <m:r>
-            <m:t xml:space="preserve">D^(ij)(x−y) := ⟨0| A^i(x) A^j(y) |0⟩ = ∫ d³k/((2π)³2ω) Σ_λ ε_λ^i(k)ε_λ^j(k) , e^(−ik(x−y)) = ∫ d³k/((2π)³2ω) (δ^(ij)−k̂^ik̂^j) , e^(−ik(x−y))</m:t>
+            <m:t xml:space="preserve">:</m:t>
           </m:r>
+          <m:r>
+            <m:t xml:space="preserve">=</m:t>
+          </m:r>
+          <m:r>
+            <m:t xml:space="preserve">⟨0</m:t>
+          </m:r>
+          <m:r>
+            <m:t xml:space="preserve">|</m:t>
+          </m:r>
+          <m:sSup>
+            <m:e>
+              <m:r>
+                <m:t xml:space="preserve">A</m:t>
+              </m:r>
+            </m:e>
+            <m:sup>
+              <m:r>
+                <m:t xml:space="preserve">i</m:t>
+              </m:r>
+            </m:sup>
+          </m:sSup>
+          <m:d>
+            <m:dPr/>
+            <m:e>
+              <m:r>
+                <m:t xml:space="preserve">x</m:t>
+              </m:r>
+            </m:e>
+          </m:d>
+          <m:r>
+            <m:t xml:space="preserve"> </m:t>
+          </m:r>
+          <m:sSup>
+            <m:e>
+              <m:r>
+                <m:t xml:space="preserve">A</m:t>
+              </m:r>
+            </m:e>
+            <m:sup>
+              <m:r>
+                <m:t xml:space="preserve">j</m:t>
+              </m:r>
+            </m:sup>
+          </m:sSup>
+          <m:d>
+            <m:dPr/>
+            <m:e>
+              <m:r>
+                <m:t xml:space="preserve">y</m:t>
+              </m:r>
+            </m:e>
+          </m:d>
+          <m:r>
+            <m:t xml:space="preserve">|</m:t>
+          </m:r>
+          <m:r>
+            <m:t xml:space="preserve">0⟩</m:t>
+          </m:r>
+          <m:r>
+            <m:t xml:space="preserve">=</m:t>
+          </m:r>
+          <m:r>
+            <m:t xml:space="preserve">∫</m:t>
+          </m:r>
+          <m:r>
+            <m:t xml:space="preserve"> </m:t>
+          </m:r>
+          <m:f>
+            <m:num>
+              <m:sSup>
+                <m:e>
+                  <m:r>
+                    <m:t xml:space="preserve">d</m:t>
+                  </m:r>
+                </m:e>
+                <m:sup>
+                  <m:r>
+                    <m:t xml:space="preserve">3</m:t>
+                  </m:r>
+                </m:sup>
+              </m:sSup>
+              <m:r>
+                <m:t xml:space="preserve">k</m:t>
+              </m:r>
+            </m:num>
+            <m:den>
+              <m:sSup>
+                <m:e>
+                  <m:d>
+                    <m:dPr/>
+                    <m:e>
+                      <m:r>
+                        <m:t xml:space="preserve">2π</m:t>
+                      </m:r>
+                    </m:e>
+                  </m:d>
+                </m:e>
+                <m:sup>
+                  <m:r>
+                    <m:t xml:space="preserve">3</m:t>
+                  </m:r>
+                </m:sup>
+              </m:sSup>
+              <m:r>
+                <m:t xml:space="preserve">2ω</m:t>
+              </m:r>
+            </m:den>
+          </m:f>
+          <m:r>
+            <m:t xml:space="preserve"> </m:t>
+          </m:r>
+          <m:sSub>
+            <m:e>
+              <m:r>
+                <m:t xml:space="preserve">Σ</m:t>
+              </m:r>
+            </m:e>
+            <m:sub>
+              <m:r>
+                <m:t xml:space="preserve">λ</m:t>
+              </m:r>
+            </m:sub>
+          </m:sSub>
+          <m:r>
+            <m:t xml:space="preserve"> </m:t>
+          </m:r>
+          <m:sSubSup>
+            <m:e>
+              <m:r>
+                <m:t xml:space="preserve">ε</m:t>
+              </m:r>
+            </m:e>
+            <m:sub>
+              <m:r>
+                <m:t xml:space="preserve">λ</m:t>
+              </m:r>
+            </m:sub>
+            <m:sup>
+              <m:r>
+                <m:t xml:space="preserve">i</m:t>
+              </m:r>
+            </m:sup>
+          </m:sSubSup>
+          <m:d>
+            <m:dPr/>
+            <m:e>
+              <m:r>
+                <m:t xml:space="preserve">k</m:t>
+              </m:r>
+            </m:e>
+          </m:d>
+          <m:sSubSup>
+            <m:e>
+              <m:r>
+                <m:t xml:space="preserve">ε</m:t>
+              </m:r>
+            </m:e>
+            <m:sub>
+              <m:r>
+                <m:t xml:space="preserve">λ</m:t>
+              </m:r>
+            </m:sub>
+            <m:sup>
+              <m:r>
+                <m:t xml:space="preserve">j</m:t>
+              </m:r>
+            </m:sup>
+          </m:sSubSup>
+          <m:d>
+            <m:dPr/>
+            <m:e>
+              <m:r>
+                <m:t xml:space="preserve">k</m:t>
+              </m:r>
+            </m:e>
+          </m:d>
+          <m:r>
+            <m:t xml:space="preserve"> </m:t>
+          </m:r>
+          <m:sSup>
+            <m:e>
+              <m:r>
+                <m:t xml:space="preserve">e</m:t>
+              </m:r>
+            </m:e>
+            <m:sup>
+              <m:r>
+                <m:t xml:space="preserve">−</m:t>
+              </m:r>
+              <m:r>
+                <m:t xml:space="preserve">ik</m:t>
+              </m:r>
+              <m:d>
+                <m:dPr/>
+                <m:e>
+                  <m:r>
+                    <m:t xml:space="preserve">x</m:t>
+                  </m:r>
+                  <m:r>
+                    <m:t xml:space="preserve">−</m:t>
+                  </m:r>
+                  <m:r>
+                    <m:t xml:space="preserve">y</m:t>
+                  </m:r>
+                </m:e>
+              </m:d>
+            </m:sup>
+          </m:sSup>
+          <m:r>
+            <m:t xml:space="preserve">=</m:t>
+          </m:r>
+          <m:r>
+            <m:t xml:space="preserve">∫</m:t>
+          </m:r>
+          <m:r>
+            <m:t xml:space="preserve"> </m:t>
+          </m:r>
+          <m:f>
+            <m:num>
+              <m:sSup>
+                <m:e>
+                  <m:r>
+                    <m:t xml:space="preserve">d</m:t>
+                  </m:r>
+                </m:e>
+                <m:sup>
+                  <m:r>
+                    <m:t xml:space="preserve">3</m:t>
+                  </m:r>
+                </m:sup>
+              </m:sSup>
+              <m:r>
+                <m:t xml:space="preserve">k</m:t>
+              </m:r>
+            </m:num>
+            <m:den>
+              <m:sSup>
+                <m:e>
+                  <m:d>
+                    <m:dPr/>
+                    <m:e>
+                      <m:r>
+                        <m:t xml:space="preserve">2π</m:t>
+                      </m:r>
+                    </m:e>
+                  </m:d>
+                </m:e>
+                <m:sup>
+                  <m:r>
+                    <m:t xml:space="preserve">3</m:t>
+                  </m:r>
+                </m:sup>
+              </m:sSup>
+              <m:r>
+                <m:t xml:space="preserve">2ω</m:t>
+              </m:r>
+            </m:den>
+          </m:f>
+          <m:r>
+            <m:t xml:space="preserve"> </m:t>
+          </m:r>
+          <m:d>
+            <m:dPr/>
+            <m:e>
+              <m:sSup>
+                <m:e>
+                  <m:r>
+                    <m:t xml:space="preserve">δ</m:t>
+                  </m:r>
+                </m:e>
+                <m:sup>
+                  <m:r>
+                    <m:t xml:space="preserve">ij</m:t>
+                  </m:r>
+                </m:sup>
+              </m:sSup>
+              <m:r>
+                <m:t xml:space="preserve">−</m:t>
+              </m:r>
+              <m:sSup>
+                <m:e>
+                  <m:r>
+                    <m:t xml:space="preserve">k̂</m:t>
+                  </m:r>
+                </m:e>
+                <m:sup>
+                  <m:r>
+                    <m:t xml:space="preserve">i</m:t>
+                  </m:r>
+                </m:sup>
+              </m:sSup>
+              <m:sSup>
+                <m:e>
+                  <m:r>
+                    <m:t xml:space="preserve">k̂</m:t>
+                  </m:r>
+                </m:e>
+                <m:sup>
+                  <m:r>
+                    <m:t xml:space="preserve">j</m:t>
+                  </m:r>
+                </m:sup>
+              </m:sSup>
+            </m:e>
+          </m:d>
+          <m:r>
+            <m:t xml:space="preserve"> </m:t>
+          </m:r>
+          <m:sSup>
+            <m:e>
+              <m:r>
+                <m:t xml:space="preserve">e</m:t>
+              </m:r>
+            </m:e>
+            <m:sup>
+              <m:r>
+                <m:t xml:space="preserve">−</m:t>
+              </m:r>
+              <m:r>
+                <m:t xml:space="preserve">ik</m:t>
+              </m:r>
+              <m:d>
+                <m:dPr/>
+                <m:e>
+                  <m:r>
+                    <m:t xml:space="preserve">x</m:t>
+                  </m:r>
+                  <m:r>
+                    <m:t xml:space="preserve">−</m:t>
+                  </m:r>
+                  <m:r>
+                    <m:t xml:space="preserve">y</m:t>
+                  </m:r>
+                </m:e>
+              </m:d>
+            </m:sup>
+          </m:sSup>
         </m:oMath>
       </m:oMathPara>
     </w:p>
@@ -478,9 +841,238 @@
       </w:pPr>
       <m:oMathPara>
         <m:oMath>
+          <m:sSubSup>
+            <m:e>
+              <m:r>
+                <m:t xml:space="preserve">D</m:t>
+              </m:r>
+            </m:e>
+            <m:sub>
+              <m:r>
+                <m:t xml:space="preserve">F</m:t>
+              </m:r>
+            </m:sub>
+            <m:sup>
+              <m:r>
+                <m:t xml:space="preserve">ij</m:t>
+              </m:r>
+            </m:sup>
+          </m:sSubSup>
+          <m:d>
+            <m:dPr/>
+            <m:e>
+              <m:r>
+                <m:t xml:space="preserve">x</m:t>
+              </m:r>
+              <m:r>
+                <m:t xml:space="preserve">−</m:t>
+              </m:r>
+              <m:r>
+                <m:t xml:space="preserve">y</m:t>
+              </m:r>
+            </m:e>
+          </m:d>
           <m:r>
-            <m:t xml:space="preserve">D_F^(ij)(x−y) := ⟨0| T{A^i(x)A^j(y)} |0⟩ = θ(x⁰−y⁰) D^(ij)(x−y) + θ(y⁰−x⁰) D^(ij)(y−x)</m:t>
+            <m:t xml:space="preserve">:</m:t>
           </m:r>
+          <m:r>
+            <m:t xml:space="preserve">=</m:t>
+          </m:r>
+          <m:r>
+            <m:t xml:space="preserve">⟨0</m:t>
+          </m:r>
+          <m:r>
+            <m:t xml:space="preserve">|</m:t>
+          </m:r>
+          <m:r>
+            <m:t xml:space="preserve">T</m:t>
+          </m:r>
+          <m:r>
+            <m:t xml:space="preserve">{</m:t>
+          </m:r>
+          <m:sSup>
+            <m:e>
+              <m:r>
+                <m:t xml:space="preserve">A</m:t>
+              </m:r>
+            </m:e>
+            <m:sup>
+              <m:r>
+                <m:t xml:space="preserve">i</m:t>
+              </m:r>
+            </m:sup>
+          </m:sSup>
+          <m:d>
+            <m:dPr/>
+            <m:e>
+              <m:r>
+                <m:t xml:space="preserve">x</m:t>
+              </m:r>
+            </m:e>
+          </m:d>
+          <m:sSup>
+            <m:e>
+              <m:r>
+                <m:t xml:space="preserve">A</m:t>
+              </m:r>
+            </m:e>
+            <m:sup>
+              <m:r>
+                <m:t xml:space="preserve">j</m:t>
+              </m:r>
+            </m:sup>
+          </m:sSup>
+          <m:d>
+            <m:dPr/>
+            <m:e>
+              <m:r>
+                <m:t xml:space="preserve">y</m:t>
+              </m:r>
+            </m:e>
+          </m:d>
+          <m:r>
+            <m:t xml:space="preserve">}</m:t>
+          </m:r>
+          <m:r>
+            <m:t xml:space="preserve">|</m:t>
+          </m:r>
+          <m:r>
+            <m:t xml:space="preserve">0⟩</m:t>
+          </m:r>
+          <m:r>
+            <m:t xml:space="preserve">=</m:t>
+          </m:r>
+          <m:r>
+            <m:t xml:space="preserve">θ</m:t>
+          </m:r>
+          <m:d>
+            <m:dPr/>
+            <m:e>
+              <m:sSup>
+                <m:e>
+                  <m:r>
+                    <m:t xml:space="preserve">x</m:t>
+                  </m:r>
+                </m:e>
+                <m:sup>
+                  <m:r>
+                    <m:t xml:space="preserve">0</m:t>
+                  </m:r>
+                </m:sup>
+              </m:sSup>
+              <m:r>
+                <m:t xml:space="preserve">−</m:t>
+              </m:r>
+              <m:sSup>
+                <m:e>
+                  <m:r>
+                    <m:t xml:space="preserve">y</m:t>
+                  </m:r>
+                </m:e>
+                <m:sup>
+                  <m:r>
+                    <m:t xml:space="preserve">0</m:t>
+                  </m:r>
+                </m:sup>
+              </m:sSup>
+            </m:e>
+          </m:d>
+          <m:r>
+            <m:t xml:space="preserve"> </m:t>
+          </m:r>
+          <m:sSup>
+            <m:e>
+              <m:r>
+                <m:t xml:space="preserve">D</m:t>
+              </m:r>
+            </m:e>
+            <m:sup>
+              <m:r>
+                <m:t xml:space="preserve">ij</m:t>
+              </m:r>
+            </m:sup>
+          </m:sSup>
+          <m:d>
+            <m:dPr/>
+            <m:e>
+              <m:r>
+                <m:t xml:space="preserve">x</m:t>
+              </m:r>
+              <m:r>
+                <m:t xml:space="preserve">−</m:t>
+              </m:r>
+              <m:r>
+                <m:t xml:space="preserve">y</m:t>
+              </m:r>
+            </m:e>
+          </m:d>
+          <m:r>
+            <m:t xml:space="preserve">+</m:t>
+          </m:r>
+          <m:r>
+            <m:t xml:space="preserve">θ</m:t>
+          </m:r>
+          <m:d>
+            <m:dPr/>
+            <m:e>
+              <m:sSup>
+                <m:e>
+                  <m:r>
+                    <m:t xml:space="preserve">y</m:t>
+                  </m:r>
+                </m:e>
+                <m:sup>
+                  <m:r>
+                    <m:t xml:space="preserve">0</m:t>
+                  </m:r>
+                </m:sup>
+              </m:sSup>
+              <m:r>
+                <m:t xml:space="preserve">−</m:t>
+              </m:r>
+              <m:sSup>
+                <m:e>
+                  <m:r>
+                    <m:t xml:space="preserve">x</m:t>
+                  </m:r>
+                </m:e>
+                <m:sup>
+                  <m:r>
+                    <m:t xml:space="preserve">0</m:t>
+                  </m:r>
+                </m:sup>
+              </m:sSup>
+            </m:e>
+          </m:d>
+          <m:r>
+            <m:t xml:space="preserve"> </m:t>
+          </m:r>
+          <m:sSup>
+            <m:e>
+              <m:r>
+                <m:t xml:space="preserve">D</m:t>
+              </m:r>
+            </m:e>
+            <m:sup>
+              <m:r>
+                <m:t xml:space="preserve">ij</m:t>
+              </m:r>
+            </m:sup>
+          </m:sSup>
+          <m:d>
+            <m:dPr/>
+            <m:e>
+              <m:r>
+                <m:t xml:space="preserve">y</m:t>
+              </m:r>
+              <m:r>
+                <m:t xml:space="preserve">−</m:t>
+              </m:r>
+              <m:r>
+                <m:t xml:space="preserve">x</m:t>
+              </m:r>
+            </m:e>
+          </m:d>
         </m:oMath>
       </m:oMathPara>
     </w:p>
@@ -538,9 +1130,188 @@
       </w:pPr>
       <m:oMathPara>
         <m:oMath>
+          <m:sSubSup>
+            <m:e>
+              <m:r>
+                <m:t xml:space="preserve">D</m:t>
+              </m:r>
+            </m:e>
+            <m:sub>
+              <m:r>
+                <m:t xml:space="preserve">F</m:t>
+              </m:r>
+            </m:sub>
+            <m:sup>
+              <m:r>
+                <m:t xml:space="preserve">ij</m:t>
+              </m:r>
+            </m:sup>
+          </m:sSubSup>
+          <m:d>
+            <m:dPr/>
+            <m:e>
+              <m:r>
+                <m:t xml:space="preserve">x</m:t>
+              </m:r>
+              <m:r>
+                <m:t xml:space="preserve">−</m:t>
+              </m:r>
+              <m:r>
+                <m:t xml:space="preserve">y</m:t>
+              </m:r>
+            </m:e>
+          </m:d>
           <m:r>
-            <m:t xml:space="preserve">D_F^(ij)(x−y) = ∫ d⁴k/(2π)⁴ , i (δ^(ij)−k̂^ik̂^j) / (k²+iε) , e^(−ik(x−y))</m:t>
+            <m:t xml:space="preserve">=</m:t>
           </m:r>
+          <m:r>
+            <m:t xml:space="preserve">∫</m:t>
+          </m:r>
+          <m:r>
+            <m:t xml:space="preserve"> </m:t>
+          </m:r>
+          <m:f>
+            <m:num>
+              <m:sSup>
+                <m:e>
+                  <m:r>
+                    <m:t xml:space="preserve">d</m:t>
+                  </m:r>
+                </m:e>
+                <m:sup>
+                  <m:r>
+                    <m:t xml:space="preserve">4</m:t>
+                  </m:r>
+                </m:sup>
+              </m:sSup>
+              <m:r>
+                <m:t xml:space="preserve">k</m:t>
+              </m:r>
+            </m:num>
+            <m:den>
+              <m:sSup>
+                <m:e>
+                  <m:d>
+                    <m:dPr/>
+                    <m:e>
+                      <m:r>
+                        <m:t xml:space="preserve">2π</m:t>
+                      </m:r>
+                    </m:e>
+                  </m:d>
+                </m:e>
+                <m:sup>
+                  <m:r>
+                    <m:t xml:space="preserve">4</m:t>
+                  </m:r>
+                </m:sup>
+              </m:sSup>
+            </m:den>
+          </m:f>
+          <m:r>
+            <m:t xml:space="preserve"> </m:t>
+          </m:r>
+          <m:r>
+            <m:t xml:space="preserve">i</m:t>
+          </m:r>
+          <m:r>
+            <m:t xml:space="preserve"> </m:t>
+          </m:r>
+          <m:f>
+            <m:num>
+              <m:sSup>
+                <m:e>
+                  <m:r>
+                    <m:t xml:space="preserve">δ</m:t>
+                  </m:r>
+                </m:e>
+                <m:sup>
+                  <m:r>
+                    <m:t xml:space="preserve">ij</m:t>
+                  </m:r>
+                </m:sup>
+              </m:sSup>
+              <m:r>
+                <m:t xml:space="preserve">−</m:t>
+              </m:r>
+              <m:sSup>
+                <m:e>
+                  <m:r>
+                    <m:t xml:space="preserve">k̂</m:t>
+                  </m:r>
+                </m:e>
+                <m:sup>
+                  <m:r>
+                    <m:t xml:space="preserve">i</m:t>
+                  </m:r>
+                </m:sup>
+              </m:sSup>
+              <m:sSup>
+                <m:e>
+                  <m:r>
+                    <m:t xml:space="preserve">k̂</m:t>
+                  </m:r>
+                </m:e>
+                <m:sup>
+                  <m:r>
+                    <m:t xml:space="preserve">j</m:t>
+                  </m:r>
+                </m:sup>
+              </m:sSup>
+            </m:num>
+            <m:den>
+              <m:sSup>
+                <m:e>
+                  <m:r>
+                    <m:t xml:space="preserve">k</m:t>
+                  </m:r>
+                </m:e>
+                <m:sup>
+                  <m:r>
+                    <m:t xml:space="preserve">2</m:t>
+                  </m:r>
+                </m:sup>
+              </m:sSup>
+              <m:r>
+                <m:t xml:space="preserve">+</m:t>
+              </m:r>
+              <m:r>
+                <m:t xml:space="preserve">iε</m:t>
+              </m:r>
+            </m:den>
+          </m:f>
+          <m:r>
+            <m:t xml:space="preserve"> </m:t>
+          </m:r>
+          <m:sSup>
+            <m:e>
+              <m:r>
+                <m:t xml:space="preserve">e</m:t>
+              </m:r>
+            </m:e>
+            <m:sup>
+              <m:r>
+                <m:t xml:space="preserve">−</m:t>
+              </m:r>
+              <m:r>
+                <m:t xml:space="preserve">ik</m:t>
+              </m:r>
+              <m:d>
+                <m:dPr/>
+                <m:e>
+                  <m:r>
+                    <m:t xml:space="preserve">x</m:t>
+                  </m:r>
+                  <m:r>
+                    <m:t xml:space="preserve">−</m:t>
+                  </m:r>
+                  <m:r>
+                    <m:t xml:space="preserve">y</m:t>
+                  </m:r>
+                </m:e>
+              </m:d>
+            </m:sup>
+          </m:sSup>
         </m:oMath>
       </m:oMathPara>
     </w:p>
@@ -569,9 +1340,212 @@
       </w:pPr>
       <m:oMathPara>
         <m:oMath>
+          <m:sSub>
+            <m:e>
+              <m:r>
+                <m:t xml:space="preserve">□</m:t>
+              </m:r>
+            </m:e>
+            <m:sub>
+              <m:r>
+                <m:t xml:space="preserve">x</m:t>
+              </m:r>
+            </m:sub>
+          </m:sSub>
           <m:r>
-            <m:t xml:space="preserve">□_x D_F^(ij) = − i ∫ d⁴k/(2π)⁴ (δ^(ij)−k̂^ik̂^j) , k²/(k²+iε) , e^(−ik(x−y))</m:t>
+            <m:t xml:space="preserve"> </m:t>
           </m:r>
+          <m:sSubSup>
+            <m:e>
+              <m:r>
+                <m:t xml:space="preserve">D</m:t>
+              </m:r>
+            </m:e>
+            <m:sub>
+              <m:r>
+                <m:t xml:space="preserve">F</m:t>
+              </m:r>
+            </m:sub>
+            <m:sup>
+              <m:r>
+                <m:t xml:space="preserve">ij</m:t>
+              </m:r>
+            </m:sup>
+          </m:sSubSup>
+          <m:r>
+            <m:t xml:space="preserve">=</m:t>
+          </m:r>
+          <m:r>
+            <m:t xml:space="preserve">−</m:t>
+          </m:r>
+          <m:r>
+            <m:t xml:space="preserve">i</m:t>
+          </m:r>
+          <m:r>
+            <m:t xml:space="preserve"> </m:t>
+          </m:r>
+          <m:r>
+            <m:t xml:space="preserve">∫</m:t>
+          </m:r>
+          <m:r>
+            <m:t xml:space="preserve"> </m:t>
+          </m:r>
+          <m:f>
+            <m:num>
+              <m:sSup>
+                <m:e>
+                  <m:r>
+                    <m:t xml:space="preserve">d</m:t>
+                  </m:r>
+                </m:e>
+                <m:sup>
+                  <m:r>
+                    <m:t xml:space="preserve">4</m:t>
+                  </m:r>
+                </m:sup>
+              </m:sSup>
+              <m:r>
+                <m:t xml:space="preserve">k</m:t>
+              </m:r>
+            </m:num>
+            <m:den>
+              <m:sSup>
+                <m:e>
+                  <m:d>
+                    <m:dPr/>
+                    <m:e>
+                      <m:r>
+                        <m:t xml:space="preserve">2π</m:t>
+                      </m:r>
+                    </m:e>
+                  </m:d>
+                </m:e>
+                <m:sup>
+                  <m:r>
+                    <m:t xml:space="preserve">4</m:t>
+                  </m:r>
+                </m:sup>
+              </m:sSup>
+            </m:den>
+          </m:f>
+          <m:r>
+            <m:t xml:space="preserve"> </m:t>
+          </m:r>
+          <m:d>
+            <m:dPr/>
+            <m:e>
+              <m:sSup>
+                <m:e>
+                  <m:r>
+                    <m:t xml:space="preserve">δ</m:t>
+                  </m:r>
+                </m:e>
+                <m:sup>
+                  <m:r>
+                    <m:t xml:space="preserve">ij</m:t>
+                  </m:r>
+                </m:sup>
+              </m:sSup>
+              <m:r>
+                <m:t xml:space="preserve">−</m:t>
+              </m:r>
+              <m:sSup>
+                <m:e>
+                  <m:r>
+                    <m:t xml:space="preserve">k̂</m:t>
+                  </m:r>
+                </m:e>
+                <m:sup>
+                  <m:r>
+                    <m:t xml:space="preserve">i</m:t>
+                  </m:r>
+                </m:sup>
+              </m:sSup>
+              <m:sSup>
+                <m:e>
+                  <m:r>
+                    <m:t xml:space="preserve">k̂</m:t>
+                  </m:r>
+                </m:e>
+                <m:sup>
+                  <m:r>
+                    <m:t xml:space="preserve">j</m:t>
+                  </m:r>
+                </m:sup>
+              </m:sSup>
+            </m:e>
+          </m:d>
+          <m:r>
+            <m:t xml:space="preserve"> </m:t>
+          </m:r>
+          <m:f>
+            <m:num>
+              <m:sSup>
+                <m:e>
+                  <m:r>
+                    <m:t xml:space="preserve">k</m:t>
+                  </m:r>
+                </m:e>
+                <m:sup>
+                  <m:r>
+                    <m:t xml:space="preserve">2</m:t>
+                  </m:r>
+                </m:sup>
+              </m:sSup>
+            </m:num>
+            <m:den>
+              <m:sSup>
+                <m:e>
+                  <m:r>
+                    <m:t xml:space="preserve">k</m:t>
+                  </m:r>
+                </m:e>
+                <m:sup>
+                  <m:r>
+                    <m:t xml:space="preserve">2</m:t>
+                  </m:r>
+                </m:sup>
+              </m:sSup>
+              <m:r>
+                <m:t xml:space="preserve">+</m:t>
+              </m:r>
+              <m:r>
+                <m:t xml:space="preserve">iε</m:t>
+              </m:r>
+            </m:den>
+          </m:f>
+          <m:r>
+            <m:t xml:space="preserve"> </m:t>
+          </m:r>
+          <m:sSup>
+            <m:e>
+              <m:r>
+                <m:t xml:space="preserve">e</m:t>
+              </m:r>
+            </m:e>
+            <m:sup>
+              <m:r>
+                <m:t xml:space="preserve">−</m:t>
+              </m:r>
+              <m:r>
+                <m:t xml:space="preserve">ik</m:t>
+              </m:r>
+              <m:d>
+                <m:dPr/>
+                <m:e>
+                  <m:r>
+                    <m:t xml:space="preserve">x</m:t>
+                  </m:r>
+                  <m:r>
+                    <m:t xml:space="preserve">−</m:t>
+                  </m:r>
+                  <m:r>
+                    <m:t xml:space="preserve">y</m:t>
+                  </m:r>
+                </m:e>
+              </m:d>
+            </m:sup>
+          </m:sSup>
         </m:oMath>
       </m:oMathPara>
     </w:p>
@@ -587,9 +1561,187 @@
       </w:pPr>
       <m:oMathPara>
         <m:oMath>
+          <m:sSub>
+            <m:e>
+              <m:r>
+                <m:t xml:space="preserve">□</m:t>
+              </m:r>
+            </m:e>
+            <m:sub>
+              <m:r>
+                <m:t xml:space="preserve">x</m:t>
+              </m:r>
+            </m:sub>
+          </m:sSub>
           <m:r>
-            <m:t xml:space="preserve">□_x D_F^(ij)(x−y) → − i ∫ d⁴k/(2π)⁴ (δ^(ij)−k̂^ik̂^j) e^(−ik(x−y))</m:t>
+            <m:t xml:space="preserve"> </m:t>
           </m:r>
+          <m:sSubSup>
+            <m:e>
+              <m:r>
+                <m:t xml:space="preserve">D</m:t>
+              </m:r>
+            </m:e>
+            <m:sub>
+              <m:r>
+                <m:t xml:space="preserve">F</m:t>
+              </m:r>
+            </m:sub>
+            <m:sup>
+              <m:r>
+                <m:t xml:space="preserve">ij</m:t>
+              </m:r>
+            </m:sup>
+          </m:sSubSup>
+          <m:d>
+            <m:dPr/>
+            <m:e>
+              <m:r>
+                <m:t xml:space="preserve">x</m:t>
+              </m:r>
+              <m:r>
+                <m:t xml:space="preserve">−</m:t>
+              </m:r>
+              <m:r>
+                <m:t xml:space="preserve">y</m:t>
+              </m:r>
+            </m:e>
+          </m:d>
+          <m:r>
+            <m:t xml:space="preserve">→</m:t>
+          </m:r>
+          <m:r>
+            <m:t xml:space="preserve">−</m:t>
+          </m:r>
+          <m:r>
+            <m:t xml:space="preserve">i</m:t>
+          </m:r>
+          <m:r>
+            <m:t xml:space="preserve"> </m:t>
+          </m:r>
+          <m:r>
+            <m:t xml:space="preserve">∫</m:t>
+          </m:r>
+          <m:r>
+            <m:t xml:space="preserve"> </m:t>
+          </m:r>
+          <m:f>
+            <m:num>
+              <m:sSup>
+                <m:e>
+                  <m:r>
+                    <m:t xml:space="preserve">d</m:t>
+                  </m:r>
+                </m:e>
+                <m:sup>
+                  <m:r>
+                    <m:t xml:space="preserve">4</m:t>
+                  </m:r>
+                </m:sup>
+              </m:sSup>
+              <m:r>
+                <m:t xml:space="preserve">k</m:t>
+              </m:r>
+            </m:num>
+            <m:den>
+              <m:sSup>
+                <m:e>
+                  <m:d>
+                    <m:dPr/>
+                    <m:e>
+                      <m:r>
+                        <m:t xml:space="preserve">2π</m:t>
+                      </m:r>
+                    </m:e>
+                  </m:d>
+                </m:e>
+                <m:sup>
+                  <m:r>
+                    <m:t xml:space="preserve">4</m:t>
+                  </m:r>
+                </m:sup>
+              </m:sSup>
+            </m:den>
+          </m:f>
+          <m:r>
+            <m:t xml:space="preserve"> </m:t>
+          </m:r>
+          <m:d>
+            <m:dPr/>
+            <m:e>
+              <m:sSup>
+                <m:e>
+                  <m:r>
+                    <m:t xml:space="preserve">δ</m:t>
+                  </m:r>
+                </m:e>
+                <m:sup>
+                  <m:r>
+                    <m:t xml:space="preserve">ij</m:t>
+                  </m:r>
+                </m:sup>
+              </m:sSup>
+              <m:r>
+                <m:t xml:space="preserve">−</m:t>
+              </m:r>
+              <m:sSup>
+                <m:e>
+                  <m:r>
+                    <m:t xml:space="preserve">k̂</m:t>
+                  </m:r>
+                </m:e>
+                <m:sup>
+                  <m:r>
+                    <m:t xml:space="preserve">i</m:t>
+                  </m:r>
+                </m:sup>
+              </m:sSup>
+              <m:sSup>
+                <m:e>
+                  <m:r>
+                    <m:t xml:space="preserve">k̂</m:t>
+                  </m:r>
+                </m:e>
+                <m:sup>
+                  <m:r>
+                    <m:t xml:space="preserve">j</m:t>
+                  </m:r>
+                </m:sup>
+              </m:sSup>
+            </m:e>
+          </m:d>
+          <m:r>
+            <m:t xml:space="preserve"> </m:t>
+          </m:r>
+          <m:sSup>
+            <m:e>
+              <m:r>
+                <m:t xml:space="preserve">e</m:t>
+              </m:r>
+            </m:e>
+            <m:sup>
+              <m:r>
+                <m:t xml:space="preserve">−</m:t>
+              </m:r>
+              <m:r>
+                <m:t xml:space="preserve">ik</m:t>
+              </m:r>
+              <m:d>
+                <m:dPr/>
+                <m:e>
+                  <m:r>
+                    <m:t xml:space="preserve">x</m:t>
+                  </m:r>
+                  <m:r>
+                    <m:t xml:space="preserve">−</m:t>
+                  </m:r>
+                  <m:r>
+                    <m:t xml:space="preserve">y</m:t>
+                  </m:r>
+                </m:e>
+              </m:d>
+            </m:sup>
+          </m:sSup>
         </m:oMath>
       </m:oMathPara>
     </w:p>
@@ -652,9 +1804,79 @@
       </w:pPr>
       <m:oMathPara>
         <m:oMath>
+          <m:sSubSup>
+            <m:e>
+              <m:r>
+                <m:t xml:space="preserve">D</m:t>
+              </m:r>
+            </m:e>
+            <m:sub>
+              <m:r>
+                <m:t xml:space="preserve">F</m:t>
+              </m:r>
+            </m:sub>
+            <m:sup>
+              <m:r>
+                <m:t xml:space="preserve">μν</m:t>
+              </m:r>
+            </m:sup>
+          </m:sSubSup>
+          <m:d>
+            <m:dPr/>
+            <m:e>
+              <m:r>
+                <m:t xml:space="preserve">k</m:t>
+              </m:r>
+            </m:e>
+          </m:d>
           <m:r>
-            <m:t xml:space="preserve">D_F^(μν)(k) = − i g^(μν) / (k²+iε)</m:t>
+            <m:t xml:space="preserve">=</m:t>
           </m:r>
+          <m:r>
+            <m:t xml:space="preserve">−</m:t>
+          </m:r>
+          <m:r>
+            <m:t xml:space="preserve">i</m:t>
+          </m:r>
+          <m:r>
+            <m:t xml:space="preserve"> </m:t>
+          </m:r>
+          <m:f>
+            <m:num>
+              <m:sSup>
+                <m:e>
+                  <m:r>
+                    <m:t xml:space="preserve">g</m:t>
+                  </m:r>
+                </m:e>
+                <m:sup>
+                  <m:r>
+                    <m:t xml:space="preserve">μν</m:t>
+                  </m:r>
+                </m:sup>
+              </m:sSup>
+            </m:num>
+            <m:den>
+              <m:sSup>
+                <m:e>
+                  <m:r>
+                    <m:t xml:space="preserve">k</m:t>
+                  </m:r>
+                </m:e>
+                <m:sup>
+                  <m:r>
+                    <m:t xml:space="preserve">2</m:t>
+                  </m:r>
+                </m:sup>
+              </m:sSup>
+              <m:r>
+                <m:t xml:space="preserve">+</m:t>
+              </m:r>
+              <m:r>
+                <m:t xml:space="preserve">iε</m:t>
+              </m:r>
+            </m:den>
+          </m:f>
         </m:oMath>
       </m:oMathPara>
     </w:p>
